--- a/블로그글작성/판례/폐기물_대법원_시리즈/판례_대법원2020도10970_불법매립으로받은돈몰수.docx
+++ b/블로그글작성/판례/폐기물_대법원_시리즈/판례_대법원2020도10970_불법매립으로받은돈몰수.docx
@@ -413,7 +413,7 @@
           <w:rFonts w:ascii="맑은 고딕" w:hAnsi="맑은 고딕" w:eastAsia="맑은 고딕" w:cs="맑은 고딕"/>
           <w:color w:val="000000"/>
         </w:rPr>
-        <w:t>판단한다.</w:t>
+        <w:t>① 판단한다.</w:t>
       </w:r>
       <w:r>
         <w:rPr>
@@ -427,7 +427,7 @@
           <w:rFonts w:ascii="맑은 고딕" w:hAnsi="맑은 고딕" w:eastAsia="맑은 고딕" w:cs="맑은 고딕"/>
           <w:color w:val="000000"/>
         </w:rPr>
-        <w:t>1. 추징에 관한 법리오해 주장에 대하여</w:t>
+        <w:t>② 추징에 관한 법리오해 주장에 대하여 형벌법규의 해석은 엄격하여야 하고 명문규정의 의미를 피고인에게 불리한 방향으로 지나치게 확장해석하거나 유추해석하는 것은 죄형법정주의의 원칙에 어긋나는 것으로서 허용되지 아니한다(대법원 2002. 2. 8. 선고 2001도5410 판결). 형법 제48조가 규정하는 몰수ㆍ추징의 대상은 범인이 범죄행위로 인하여 취득한 물건을 뜻하고, 여기서 ‘취득’이란 해당 범죄행위로 인하여 결과적으로 이를 취득한 때를 말한다고 제한적으로 해석함이 타당하다(대법원 1979. 9. 25. 선고 79도1309 판결 등 참조). 원심에서 유죄로 인정된 피고인들의 범죄행위는 피고인들이 사업장폐기물배출업체로부터 인수받은 폐기물을 폐기물관리법에 따라 허가 또는 승인을 받거나 신고한 폐기물처리시설이 아닌 곳에 매립하였다는 점이다.</w:t>
       </w:r>
       <w:r>
         <w:rPr>
@@ -441,7 +441,7 @@
           <w:rFonts w:ascii="맑은 고딕" w:hAnsi="맑은 고딕" w:eastAsia="맑은 고딕" w:cs="맑은 고딕"/>
           <w:color w:val="000000"/>
         </w:rPr>
-        <w:t>가. 형벌법규의 해석은 엄격하여야 하고 명문규정의 의미를 피고인에게 불리한 방향으로 지나치게 확장해석하거나 유추해석하는 것은 죄형법정주의의 원칙에 어긋나는 것으로서 허용되지 아니한다(대법원 2002. 2. 8. 선고 2001도5410 판결). 형법 제48조가 규정하는 몰수ㆍ추징의 대상은 범인이 범죄행위로 인하여 취득한 물건을 뜻하고, 여기서 ‘취득’이란 해당 범죄행위로 인하여 결과적으로 이를 취득한 때를 말한다고 제한적으로 해석함이 타당하다(대법원 1979. 9. 25. 선고 79도1309 판결 등 참조).</w:t>
+        <w:t>③ 피고인들이 사업장폐기물배출업체로부터 받은 돈을 형법 제48조 소정의 몰수ㆍ추징의 대상으로 보기 위해서는 피고인들의 위와 같은 범죄행위로 인하여 취득하였다는 점이 인정되어야만 한다.</w:t>
       </w:r>
       <w:r>
         <w:rPr>
@@ -455,7 +455,7 @@
           <w:rFonts w:ascii="맑은 고딕" w:hAnsi="맑은 고딕" w:eastAsia="맑은 고딕" w:cs="맑은 고딕"/>
           <w:color w:val="000000"/>
         </w:rPr>
-        <w:t>나. 원심에서 유죄로 인정된 피고인들의 범죄행위는 피고인들이 사업장폐기물배출업체로부터 인수받은 폐기물을 폐기물관리법에 따라 허가 또는 승인을 받거나 신고한 폐기물처리시설이 아닌 곳에 매립하였다는 점이다. 피고인들이 사업장폐기물배출업체로부터 받은 돈을 형법 제48조 소정의 몰수ㆍ추징의 대상으로 보기 위해서는 피고인들의 위와 같은 범죄행위로 인하여 취득하였다는 점이 인정되어야만 한다. 즉, 피고인들이 폐기물을 불법적으로 매립할 목적으로 사업장폐기물배출업체로부터 돈을 지급받고 폐기물을 인수하였다는 정도를 넘어 위 돈이 피고인들과 사업장폐기물배출업체 사이에 피고인들의 범죄행위를 전제로 수수되었다는 점이 인정되어야 한다.</w:t>
+        <w:t>④ 즉, 피고인들이 폐기물을 불법적으로 매립할 목적으로 사업장폐기물배출업체로부터 돈을 지급받고 폐기물을 인수하였다는 정도를 넘어 위 돈이 피고인들과 사업장폐기물배출업체 사이에 피고인들의 범죄행위를 전제로 수수되었다는 점이 인정되어야 한다.</w:t>
       </w:r>
       <w:r>
         <w:rPr>
@@ -469,7 +469,7 @@
           <w:rFonts w:ascii="맑은 고딕" w:hAnsi="맑은 고딕" w:eastAsia="맑은 고딕" w:cs="맑은 고딕"/>
           <w:color w:val="000000"/>
         </w:rPr>
-        <w:t>다. 이 사건에서 피고인들은 사업장폐기물배출업체로부터 정상적인 절차에 따라 폐기물이 처리되는 것을 전제로 돈을 받았다고 주장하였음에도 원심은 위와 같은 사정에 관하여 심리하지 아니한 채 막연히 피고인들이 폐기물을 불법적으로 매립할 목적으로 돈을 받고 폐기물을 인수하였다는 사정만을 근거로 위 돈이 범죄행위로 인하여 생하였거나 이로 인하여 취득된 것이라고 판단하였다. 이러한 원심판결에는 몰수ㆍ추징에 관한 법리를 오해하고 필요한 심리를 다하지 아니함으로써 판결에 영향을 미친 잘못이 있다.</w:t>
+        <w:t>⑤ 이 사건에서 피고인들은 사업장폐기물배출업체로부터 정상적인 절차에 따라 폐기물이 처리되는 것을 전제로 돈을 받았다고 주장하였음에도 원심은 위와 같은 사정에 관하여 심리하지 아니한 채 막연히 피고인들이 폐기물을 불법적으로 매립할 목적으로 돈을 받고 폐기물을 인수하였다는 사정만을 근거로 위 돈이 범죄행위로 인하여 생하였거나 이로 인하여 취득된 것이라고 판단하였다.</w:t>
       </w:r>
       <w:r>
         <w:rPr>
@@ -483,7 +483,7 @@
           <w:rFonts w:ascii="맑은 고딕" w:hAnsi="맑은 고딕" w:eastAsia="맑은 고딕" w:cs="맑은 고딕"/>
           <w:color w:val="000000"/>
         </w:rPr>
-        <w:t>2.</w:t>
+        <w:t>⑥ 이러한 원심판결에는 몰수ㆍ추징에 관한 법리를 오해하고 필요한 심리를 다하지 아니함으로써 판결에 영향을 미친 잘못이 있다.</w:t>
       </w:r>
     </w:p>
     <w:p>
@@ -564,22 +564,169 @@
           <w:rFonts w:ascii="맑은 고딕" w:hAnsi="맑은 고딕" w:eastAsia="맑은 고딕" w:cs="맑은 고딕"/>
           <w:color w:val="000000"/>
         </w:rPr>
-        <w:t>5. 참조 조문</w:t>
-      </w:r>
-    </w:p>
-    <w:p>
-      <w:pPr>
-        <w:autoSpaceDE w:val="0"/>
-        <w:autoSpaceDN w:val="0"/>
-      </w:pPr>
-      <w:r>
-        <w:rPr>
-          <w:rFonts w:ascii="맑은 고딕" w:hAnsi="맑은 고딕" w:eastAsia="맑은 고딕" w:cs="맑은 고딕"/>
-          <w:color w:val="000000"/>
-        </w:rPr>
-        <w:t>[1] 형법 제48조 / [2] 폐기물관리법 제8조 제2항, 제63조 제2호, 형법 제48조 제1항 제2호, 제2항</w:t>
-      </w:r>
-    </w:p>
+        <w:t>5. 적용 법령</w:t>
+      </w:r>
+    </w:p>
+    <w:tbl>
+      <w:tblPr>
+        <w:tblW w:type="pct" w:w="5000"/>
+        <w:tblLook w:firstColumn="1" w:firstRow="1" w:lastColumn="0" w:lastRow="0" w:noHBand="0" w:noVBand="1" w:val="04A0"/>
+        <w:tblBorders>
+          <w:top w:val="single" w:sz="14" w:space="0" w:color="808080"/>
+          <w:left w:val="single" w:sz="14" w:space="0" w:color="808080"/>
+          <w:bottom w:val="single" w:sz="14" w:space="0" w:color="808080"/>
+          <w:right w:val="single" w:sz="14" w:space="0" w:color="808080"/>
+          <w:insideH w:val="single" w:sz="4" w:space="0" w:color="B7B7B7"/>
+          <w:insideV w:val="single" w:sz="4" w:space="0" w:color="B7B7B7"/>
+        </w:tblBorders>
+      </w:tblPr>
+      <w:tblGrid>
+        <w:gridCol w:w="4513"/>
+        <w:gridCol w:w="4513"/>
+      </w:tblGrid>
+      <w:tr>
+        <w:tc>
+          <w:tcPr>
+            <w:tcW w:type="pct" w:w="1600"/>
+            <w:shd w:val="clear" w:color="auto" w:fill="D9D9D9"/>
+            <w:tcBorders>
+              <w:bottom w:val="double" w:sz="6" w:space="0" w:color="808080"/>
+            </w:tcBorders>
+          </w:tcPr>
+          <w:p>
+            <w:pPr>
+              <w:autoSpaceDE w:val="0"/>
+              <w:autoSpaceDN w:val="0"/>
+            </w:pPr>
+            <w:r/>
+            <w:r>
+              <w:rPr>
+                <w:rFonts w:ascii="맑은 고딕" w:hAnsi="맑은 고딕" w:eastAsia="맑은 고딕" w:cs="맑은 고딕"/>
+                <w:b/>
+                <w:color w:val="000000"/>
+                <w:sz w:val="19"/>
+              </w:rPr>
+              <w:t>법령</w:t>
+            </w:r>
+          </w:p>
+        </w:tc>
+        <w:tc>
+          <w:tcPr>
+            <w:tcW w:type="pct" w:w="3400"/>
+            <w:shd w:val="clear" w:color="auto" w:fill="D9D9D9"/>
+            <w:tcBorders>
+              <w:bottom w:val="double" w:sz="6" w:space="0" w:color="808080"/>
+            </w:tcBorders>
+          </w:tcPr>
+          <w:p>
+            <w:pPr>
+              <w:autoSpaceDE w:val="0"/>
+              <w:autoSpaceDN w:val="0"/>
+            </w:pPr>
+            <w:r/>
+            <w:r>
+              <w:rPr>
+                <w:rFonts w:ascii="맑은 고딕" w:hAnsi="맑은 고딕" w:eastAsia="맑은 고딕" w:cs="맑은 고딕"/>
+                <w:b/>
+                <w:color w:val="000000"/>
+                <w:sz w:val="19"/>
+              </w:rPr>
+              <w:t>조항</w:t>
+            </w:r>
+          </w:p>
+        </w:tc>
+      </w:tr>
+      <w:tr>
+        <w:tc>
+          <w:tcPr>
+            <w:tcW w:type="pct" w:w="1600"/>
+            <w:shd w:val="clear" w:color="auto" w:fill="F2F2F2"/>
+          </w:tcPr>
+          <w:p>
+            <w:pPr>
+              <w:autoSpaceDE w:val="0"/>
+              <w:autoSpaceDN w:val="0"/>
+            </w:pPr>
+            <w:r/>
+            <w:r>
+              <w:rPr>
+                <w:rFonts w:ascii="맑은 고딕" w:hAnsi="맑은 고딕" w:eastAsia="맑은 고딕" w:cs="맑은 고딕"/>
+                <w:b/>
+                <w:color w:val="000000"/>
+                <w:sz w:val="19"/>
+              </w:rPr>
+              <w:t>형법</w:t>
+            </w:r>
+          </w:p>
+        </w:tc>
+        <w:tc>
+          <w:tcPr>
+            <w:tcW w:type="pct" w:w="3400"/>
+          </w:tcPr>
+          <w:p>
+            <w:pPr>
+              <w:autoSpaceDE w:val="0"/>
+              <w:autoSpaceDN w:val="0"/>
+            </w:pPr>
+            <w:r/>
+            <w:r>
+              <w:rPr>
+                <w:rFonts w:ascii="맑은 고딕" w:hAnsi="맑은 고딕" w:eastAsia="맑은 고딕" w:cs="맑은 고딕"/>
+                <w:b w:val="0"/>
+                <w:color w:val="000000"/>
+                <w:sz w:val="19"/>
+              </w:rPr>
+              <w:t>제48조, 제48조 제1항 제2호, 제2항</w:t>
+            </w:r>
+          </w:p>
+        </w:tc>
+      </w:tr>
+      <w:tr>
+        <w:tc>
+          <w:tcPr>
+            <w:tcW w:type="pct" w:w="1600"/>
+            <w:shd w:val="clear" w:color="auto" w:fill="F2F2F2"/>
+          </w:tcPr>
+          <w:p>
+            <w:pPr>
+              <w:autoSpaceDE w:val="0"/>
+              <w:autoSpaceDN w:val="0"/>
+            </w:pPr>
+            <w:r/>
+            <w:r>
+              <w:rPr>
+                <w:rFonts w:ascii="맑은 고딕" w:hAnsi="맑은 고딕" w:eastAsia="맑은 고딕" w:cs="맑은 고딕"/>
+                <w:b/>
+                <w:color w:val="000000"/>
+                <w:sz w:val="19"/>
+              </w:rPr>
+              <w:t>폐기물관리법</w:t>
+            </w:r>
+          </w:p>
+        </w:tc>
+        <w:tc>
+          <w:tcPr>
+            <w:tcW w:type="pct" w:w="3400"/>
+          </w:tcPr>
+          <w:p>
+            <w:pPr>
+              <w:autoSpaceDE w:val="0"/>
+              <w:autoSpaceDN w:val="0"/>
+            </w:pPr>
+            <w:r/>
+            <w:r>
+              <w:rPr>
+                <w:rFonts w:ascii="맑은 고딕" w:hAnsi="맑은 고딕" w:eastAsia="맑은 고딕" w:cs="맑은 고딕"/>
+                <w:b w:val="0"/>
+                <w:color w:val="000000"/>
+                <w:sz w:val="19"/>
+              </w:rPr>
+              <w:t>제8조 제2항, 제63조 제2호</w:t>
+            </w:r>
+          </w:p>
+        </w:tc>
+      </w:tr>
+    </w:tbl>
     <w:p>
       <w:pPr>
         <w:pStyle w:val="note"/>

--- a/블로그글작성/판례/폐기물_대법원_시리즈/판례_대법원2020도10970_불법매립으로받은돈몰수.docx
+++ b/블로그글작성/판례/폐기물_대법원_시리즈/판례_대법원2020도10970_불법매립으로받은돈몰수.docx
@@ -587,7 +587,7 @@
       <w:tr>
         <w:tc>
           <w:tcPr>
-            <w:tcW w:type="pct" w:w="1600"/>
+            <w:tcW w:type="pct" w:w="1500"/>
             <w:shd w:val="clear" w:color="auto" w:fill="D9D9D9"/>
             <w:tcBorders>
               <w:bottom w:val="double" w:sz="6" w:space="0" w:color="808080"/>
@@ -606,13 +606,13 @@
                 <w:color w:val="000000"/>
                 <w:sz w:val="19"/>
               </w:rPr>
-              <w:t>법령</w:t>
+              <w:t>조항</w:t>
             </w:r>
           </w:p>
         </w:tc>
         <w:tc>
           <w:tcPr>
-            <w:tcW w:type="pct" w:w="3400"/>
+            <w:tcW w:type="pct" w:w="3500"/>
             <w:shd w:val="clear" w:color="auto" w:fill="D9D9D9"/>
             <w:tcBorders>
               <w:bottom w:val="double" w:sz="6" w:space="0" w:color="808080"/>
@@ -631,7 +631,7 @@
                 <w:color w:val="000000"/>
                 <w:sz w:val="19"/>
               </w:rPr>
-              <w:t>조항</w:t>
+              <w:t>적용 문구</w:t>
             </w:r>
           </w:p>
         </w:tc>
@@ -639,7 +639,7 @@
       <w:tr>
         <w:tc>
           <w:tcPr>
-            <w:tcW w:type="pct" w:w="1600"/>
+            <w:tcW w:type="pct" w:w="1500"/>
             <w:shd w:val="clear" w:color="auto" w:fill="F2F2F2"/>
           </w:tcPr>
           <w:p>
@@ -657,11 +657,29 @@
               </w:rPr>
               <w:t>형법</w:t>
             </w:r>
+            <w:r>
+              <w:rPr>
+                <w:rFonts w:ascii="맑은 고딕" w:hAnsi="맑은 고딕" w:eastAsia="맑은 고딕" w:cs="맑은 고딕"/>
+                <w:b/>
+                <w:color w:val="000000"/>
+                <w:sz w:val="19"/>
+              </w:rPr>
+              <w:br/>
+            </w:r>
+            <w:r>
+              <w:rPr>
+                <w:rFonts w:ascii="맑은 고딕" w:hAnsi="맑은 고딕" w:eastAsia="맑은 고딕" w:cs="맑은 고딕"/>
+                <w:b/>
+                <w:color w:val="000000"/>
+                <w:sz w:val="19"/>
+              </w:rPr>
+              <w:t>제48조</w:t>
+            </w:r>
           </w:p>
         </w:tc>
         <w:tc>
           <w:tcPr>
-            <w:tcW w:type="pct" w:w="3400"/>
+            <w:tcW w:type="pct" w:w="3500"/>
           </w:tcPr>
           <w:p>
             <w:pPr>
@@ -676,7 +694,7 @@
                 <w:color w:val="000000"/>
                 <w:sz w:val="19"/>
               </w:rPr>
-              <w:t>제48조, 제48조 제1항 제2호, 제2항</w:t>
+              <w:t>① 범인 외의 자의 소유에 속하지 아니하거나 범죄 후 범인 외의 자가 사정을 알면서 취득한 다음 각 호의 물건은 전부 또는 일부를 몰수할 수 있다. ② 제1항 각 호의 물건을 몰수할 수 없을 때에는 그 가액(價額)을 추징한다.</w:t>
             </w:r>
           </w:p>
         </w:tc>
@@ -684,7 +702,7 @@
       <w:tr>
         <w:tc>
           <w:tcPr>
-            <w:tcW w:type="pct" w:w="1600"/>
+            <w:tcW w:type="pct" w:w="1500"/>
             <w:shd w:val="clear" w:color="auto" w:fill="F2F2F2"/>
           </w:tcPr>
           <w:p>
@@ -702,11 +720,29 @@
               </w:rPr>
               <w:t>폐기물관리법</w:t>
             </w:r>
+            <w:r>
+              <w:rPr>
+                <w:rFonts w:ascii="맑은 고딕" w:hAnsi="맑은 고딕" w:eastAsia="맑은 고딕" w:cs="맑은 고딕"/>
+                <w:b/>
+                <w:color w:val="000000"/>
+                <w:sz w:val="19"/>
+              </w:rPr>
+              <w:br/>
+            </w:r>
+            <w:r>
+              <w:rPr>
+                <w:rFonts w:ascii="맑은 고딕" w:hAnsi="맑은 고딕" w:eastAsia="맑은 고딕" w:cs="맑은 고딕"/>
+                <w:b/>
+                <w:color w:val="000000"/>
+                <w:sz w:val="19"/>
+              </w:rPr>
+              <w:t>제8조 제2항</w:t>
+            </w:r>
           </w:p>
         </w:tc>
         <w:tc>
           <w:tcPr>
-            <w:tcW w:type="pct" w:w="3400"/>
+            <w:tcW w:type="pct" w:w="3500"/>
           </w:tcPr>
           <w:p>
             <w:pPr>
@@ -721,12 +757,216 @@
                 <w:color w:val="000000"/>
                 <w:sz w:val="19"/>
               </w:rPr>
-              <w:t>제8조 제2항, 제63조 제2호</w:t>
+              <w:t>②누구든지 이 법에 따라 허가 또는 승인을 받거나 신고한 폐기물처리시설이 아닌 곳에서 폐기물을 매립하거나 소각하여서는 아니 된다. 다만, 제14조제1항 단서에 따른 지역에서 해당 특별자치시, 특별자치도, 시ㆍ군ㆍ구의 조례로 정하는 바에 따라 소각하는 경우에는 그러하지 아니하다.</w:t>
+            </w:r>
+          </w:p>
+        </w:tc>
+      </w:tr>
+      <w:tr>
+        <w:tc>
+          <w:tcPr>
+            <w:tcW w:type="pct" w:w="1500"/>
+            <w:shd w:val="clear" w:color="auto" w:fill="F2F2F2"/>
+          </w:tcPr>
+          <w:p>
+            <w:pPr>
+              <w:autoSpaceDE w:val="0"/>
+              <w:autoSpaceDN w:val="0"/>
+            </w:pPr>
+            <w:r/>
+            <w:r>
+              <w:rPr>
+                <w:rFonts w:ascii="맑은 고딕" w:hAnsi="맑은 고딕" w:eastAsia="맑은 고딕" w:cs="맑은 고딕"/>
+                <w:b/>
+                <w:color w:val="000000"/>
+                <w:sz w:val="19"/>
+              </w:rPr>
+              <w:t>폐기물관리법</w:t>
+            </w:r>
+            <w:r>
+              <w:rPr>
+                <w:rFonts w:ascii="맑은 고딕" w:hAnsi="맑은 고딕" w:eastAsia="맑은 고딕" w:cs="맑은 고딕"/>
+                <w:b/>
+                <w:color w:val="000000"/>
+                <w:sz w:val="19"/>
+              </w:rPr>
+              <w:br/>
+            </w:r>
+            <w:r>
+              <w:rPr>
+                <w:rFonts w:ascii="맑은 고딕" w:hAnsi="맑은 고딕" w:eastAsia="맑은 고딕" w:cs="맑은 고딕"/>
+                <w:b/>
+                <w:color w:val="000000"/>
+                <w:sz w:val="19"/>
+              </w:rPr>
+              <w:t>제63조 제2호</w:t>
+            </w:r>
+          </w:p>
+        </w:tc>
+        <w:tc>
+          <w:tcPr>
+            <w:tcW w:type="pct" w:w="3500"/>
+          </w:tcPr>
+          <w:p>
+            <w:pPr>
+              <w:autoSpaceDE w:val="0"/>
+              <w:autoSpaceDN w:val="0"/>
+            </w:pPr>
+            <w:r/>
+            <w:r>
+              <w:rPr>
+                <w:rFonts w:ascii="맑은 고딕" w:hAnsi="맑은 고딕" w:eastAsia="맑은 고딕" w:cs="맑은 고딕"/>
+                <w:b w:val="0"/>
+                <w:color w:val="000000"/>
+                <w:sz w:val="19"/>
+              </w:rPr>
+              <w:t>다음 각 호의 어느 하나에 해당하는 자는 7년 이하의 징역이나 7천만원 이하의 벌금에 처한다. 이 경우 징역형과 벌금형은 병과(倂科)할 수 있다.</w:t>
+            </w:r>
+          </w:p>
+        </w:tc>
+      </w:tr>
+      <w:tr>
+        <w:tc>
+          <w:tcPr>
+            <w:tcW w:type="pct" w:w="1500"/>
+            <w:shd w:val="clear" w:color="auto" w:fill="F2F2F2"/>
+          </w:tcPr>
+          <w:p>
+            <w:pPr>
+              <w:autoSpaceDE w:val="0"/>
+              <w:autoSpaceDN w:val="0"/>
+            </w:pPr>
+            <w:r/>
+            <w:r>
+              <w:rPr>
+                <w:rFonts w:ascii="맑은 고딕" w:hAnsi="맑은 고딕" w:eastAsia="맑은 고딕" w:cs="맑은 고딕"/>
+                <w:b/>
+                <w:color w:val="000000"/>
+                <w:sz w:val="19"/>
+              </w:rPr>
+              <w:t>형법</w:t>
+            </w:r>
+            <w:r>
+              <w:rPr>
+                <w:rFonts w:ascii="맑은 고딕" w:hAnsi="맑은 고딕" w:eastAsia="맑은 고딕" w:cs="맑은 고딕"/>
+                <w:b/>
+                <w:color w:val="000000"/>
+                <w:sz w:val="19"/>
+              </w:rPr>
+              <w:br/>
+            </w:r>
+            <w:r>
+              <w:rPr>
+                <w:rFonts w:ascii="맑은 고딕" w:hAnsi="맑은 고딕" w:eastAsia="맑은 고딕" w:cs="맑은 고딕"/>
+                <w:b/>
+                <w:color w:val="000000"/>
+                <w:sz w:val="19"/>
+              </w:rPr>
+              <w:t>제48조 제1항 제2호</w:t>
+            </w:r>
+          </w:p>
+        </w:tc>
+        <w:tc>
+          <w:tcPr>
+            <w:tcW w:type="pct" w:w="3500"/>
+          </w:tcPr>
+          <w:p>
+            <w:pPr>
+              <w:autoSpaceDE w:val="0"/>
+              <w:autoSpaceDN w:val="0"/>
+            </w:pPr>
+            <w:r/>
+            <w:r>
+              <w:rPr>
+                <w:rFonts w:ascii="맑은 고딕" w:hAnsi="맑은 고딕" w:eastAsia="맑은 고딕" w:cs="맑은 고딕"/>
+                <w:b w:val="0"/>
+                <w:color w:val="000000"/>
+                <w:sz w:val="19"/>
+              </w:rPr>
+              <w:t>① 범인 외의 자의 소유에 속하지 아니하거나 범죄 후 범인 외의 자가 사정을 알면서 취득한 다음 각 호의 물건은 전부 또는 일부를 몰수할 수 있다.</w:t>
+            </w:r>
+          </w:p>
+        </w:tc>
+      </w:tr>
+      <w:tr>
+        <w:tc>
+          <w:tcPr>
+            <w:tcW w:type="pct" w:w="1500"/>
+            <w:shd w:val="clear" w:color="auto" w:fill="F2F2F2"/>
+          </w:tcPr>
+          <w:p>
+            <w:pPr>
+              <w:autoSpaceDE w:val="0"/>
+              <w:autoSpaceDN w:val="0"/>
+            </w:pPr>
+            <w:r/>
+            <w:r>
+              <w:rPr>
+                <w:rFonts w:ascii="맑은 고딕" w:hAnsi="맑은 고딕" w:eastAsia="맑은 고딕" w:cs="맑은 고딕"/>
+                <w:b/>
+                <w:color w:val="000000"/>
+                <w:sz w:val="19"/>
+              </w:rPr>
+              <w:t>형법</w:t>
+            </w:r>
+            <w:r>
+              <w:rPr>
+                <w:rFonts w:ascii="맑은 고딕" w:hAnsi="맑은 고딕" w:eastAsia="맑은 고딕" w:cs="맑은 고딕"/>
+                <w:b/>
+                <w:color w:val="000000"/>
+                <w:sz w:val="19"/>
+              </w:rPr>
+              <w:br/>
+            </w:r>
+            <w:r>
+              <w:rPr>
+                <w:rFonts w:ascii="맑은 고딕" w:hAnsi="맑은 고딕" w:eastAsia="맑은 고딕" w:cs="맑은 고딕"/>
+                <w:b/>
+                <w:color w:val="000000"/>
+                <w:sz w:val="19"/>
+              </w:rPr>
+              <w:t>제48조 제2항</w:t>
+            </w:r>
+          </w:p>
+        </w:tc>
+        <w:tc>
+          <w:tcPr>
+            <w:tcW w:type="pct" w:w="3500"/>
+          </w:tcPr>
+          <w:p>
+            <w:pPr>
+              <w:autoSpaceDE w:val="0"/>
+              <w:autoSpaceDN w:val="0"/>
+            </w:pPr>
+            <w:r/>
+            <w:r>
+              <w:rPr>
+                <w:rFonts w:ascii="맑은 고딕" w:hAnsi="맑은 고딕" w:eastAsia="맑은 고딕" w:cs="맑은 고딕"/>
+                <w:b w:val="0"/>
+                <w:color w:val="000000"/>
+                <w:sz w:val="19"/>
+              </w:rPr>
+              <w:t>② 제1항 각 호의 물건을 몰수할 수 없을 때에는 그 가액(價額)을 추징한다.</w:t>
             </w:r>
           </w:p>
         </w:tc>
       </w:tr>
     </w:tbl>
+    <w:p>
+      <w:pPr>
+        <w:pStyle w:val="note"/>
+        <w:autoSpaceDE w:val="0"/>
+        <w:autoSpaceDN w:val="0"/>
+        <w:spacing w:before="80"/>
+      </w:pPr>
+      <w:r>
+        <w:rPr>
+          <w:rFonts w:ascii="맑은 고딕" w:hAnsi="맑은 고딕" w:eastAsia="맑은 고딕" w:cs="맑은 고딕"/>
+          <w:color w:val="000000"/>
+        </w:rPr>
+        <w:t>※ ‘적용 문구’는 현행 조문을 요약한 것으로, 구법이 적용된 사건은 당시 조문과 다를 수 있습니다.</w:t>
+      </w:r>
+    </w:p>
     <w:p>
       <w:pPr>
         <w:pStyle w:val="note"/>

--- a/블로그글작성/판례/폐기물_대법원_시리즈/판례_대법원2020도10970_불법매립으로받은돈몰수.docx
+++ b/블로그글작성/판례/폐기물_대법원_시리즈/판례_대법원2020도10970_불법매립으로받은돈몰수.docx
@@ -317,6 +317,51 @@
                 <w:sz w:val="19"/>
               </w:rPr>
               <w:t>대법원</w:t>
+            </w:r>
+          </w:p>
+        </w:tc>
+      </w:tr>
+      <w:tr>
+        <w:tc>
+          <w:tcPr>
+            <w:tcW w:type="pct" w:w="1200"/>
+            <w:shd w:val="clear" w:color="auto" w:fill="F2F2F2"/>
+          </w:tcPr>
+          <w:p>
+            <w:pPr>
+              <w:autoSpaceDE w:val="0"/>
+              <w:autoSpaceDN w:val="0"/>
+            </w:pPr>
+            <w:r/>
+            <w:r>
+              <w:rPr>
+                <w:rFonts w:ascii="맑은 고딕" w:hAnsi="맑은 고딕" w:eastAsia="맑은 고딕" w:cs="맑은 고딕"/>
+                <w:b/>
+                <w:color w:val="000000"/>
+                <w:sz w:val="19"/>
+              </w:rPr>
+              <w:t>당사자</w:t>
+            </w:r>
+          </w:p>
+        </w:tc>
+        <w:tc>
+          <w:tcPr>
+            <w:tcW w:type="pct" w:w="3800"/>
+          </w:tcPr>
+          <w:p>
+            <w:pPr>
+              <w:autoSpaceDE w:val="0"/>
+              <w:autoSpaceDN w:val="0"/>
+            </w:pPr>
+            <w:r/>
+            <w:r>
+              <w:rPr>
+                <w:rFonts w:ascii="맑은 고딕" w:hAnsi="맑은 고딕" w:eastAsia="맑은 고딕" w:cs="맑은 고딕"/>
+                <w:b w:val="0"/>
+                <w:color w:val="000000"/>
+                <w:sz w:val="19"/>
+              </w:rPr>
+              <w:t>피고인 1 외 1인</w:t>
             </w:r>
           </w:p>
         </w:tc>

--- a/블로그글작성/판례/폐기물_대법원_시리즈/판례_대법원2020도10970_불법매립으로받은돈몰수.docx
+++ b/블로그글작성/판례/폐기물_대법원_시리즈/판례_대법원2020도10970_불법매립으로받은돈몰수.docx
@@ -366,6 +366,132 @@
           </w:p>
         </w:tc>
       </w:tr>
+      <w:tr>
+        <w:tc>
+          <w:tcPr>
+            <w:tcW w:type="pct" w:w="1200"/>
+            <w:shd w:val="clear" w:color="auto" w:fill="F2F2F2"/>
+          </w:tcPr>
+          <w:p>
+            <w:pPr>
+              <w:autoSpaceDE w:val="0"/>
+              <w:autoSpaceDN w:val="0"/>
+            </w:pPr>
+            <w:r>
+              <w:rPr>
+                <w:rFonts w:ascii="맑은 고딕" w:hAnsi="맑은 고딕" w:eastAsia="맑은 고딕" w:cs="맑은 고딕"/>
+                <w:b/>
+                <w:color w:val="000000"/>
+                <w:sz w:val="19"/>
+              </w:rPr>
+              <w:t>사건종류</w:t>
+            </w:r>
+          </w:p>
+        </w:tc>
+        <w:tc>
+          <w:tcPr>
+            <w:tcW w:type="pct" w:w="3800"/>
+          </w:tcPr>
+          <w:p>
+            <w:pPr>
+              <w:autoSpaceDE w:val="0"/>
+              <w:autoSpaceDN w:val="0"/>
+            </w:pPr>
+            <w:r>
+              <w:rPr>
+                <w:rFonts w:ascii="맑은 고딕" w:hAnsi="맑은 고딕" w:eastAsia="맑은 고딕" w:cs="맑은 고딕"/>
+                <w:color w:val="000000"/>
+                <w:sz w:val="19"/>
+              </w:rPr>
+              <w:t>형사 (폐기물관리법위반)</w:t>
+            </w:r>
+          </w:p>
+        </w:tc>
+      </w:tr>
+      <w:tr>
+        <w:tc>
+          <w:tcPr>
+            <w:tcW w:type="pct" w:w="1200"/>
+            <w:shd w:val="clear" w:color="auto" w:fill="F2F2F2"/>
+          </w:tcPr>
+          <w:p>
+            <w:pPr>
+              <w:autoSpaceDE w:val="0"/>
+              <w:autoSpaceDN w:val="0"/>
+            </w:pPr>
+            <w:r>
+              <w:rPr>
+                <w:rFonts w:ascii="맑은 고딕" w:hAnsi="맑은 고딕" w:eastAsia="맑은 고딕" w:cs="맑은 고딕"/>
+                <w:b/>
+                <w:color w:val="000000"/>
+                <w:sz w:val="19"/>
+              </w:rPr>
+              <w:t>원심</w:t>
+            </w:r>
+          </w:p>
+        </w:tc>
+        <w:tc>
+          <w:tcPr>
+            <w:tcW w:type="pct" w:w="3800"/>
+          </w:tcPr>
+          <w:p>
+            <w:pPr>
+              <w:autoSpaceDE w:val="0"/>
+              <w:autoSpaceDN w:val="0"/>
+            </w:pPr>
+            <w:r>
+              <w:rPr>
+                <w:rFonts w:ascii="맑은 고딕" w:hAnsi="맑은 고딕" w:eastAsia="맑은 고딕" w:cs="맑은 고딕"/>
+                <w:color w:val="000000"/>
+                <w:sz w:val="19"/>
+              </w:rPr>
+              <w:t>인천지법 2019노4442 (2020. 7. 17.)</w:t>
+            </w:r>
+          </w:p>
+        </w:tc>
+      </w:tr>
+      <w:tr>
+        <w:tc>
+          <w:tcPr>
+            <w:tcW w:type="pct" w:w="1200"/>
+            <w:shd w:val="clear" w:color="auto" w:fill="F2F2F2"/>
+          </w:tcPr>
+          <w:p>
+            <w:pPr>
+              <w:autoSpaceDE w:val="0"/>
+              <w:autoSpaceDN w:val="0"/>
+            </w:pPr>
+            <w:r>
+              <w:rPr>
+                <w:rFonts w:ascii="맑은 고딕" w:hAnsi="맑은 고딕" w:eastAsia="맑은 고딕" w:cs="맑은 고딕"/>
+                <w:b/>
+                <w:color w:val="000000"/>
+                <w:sz w:val="19"/>
+              </w:rPr>
+              <w:t>결과</w:t>
+            </w:r>
+          </w:p>
+        </w:tc>
+        <w:tc>
+          <w:tcPr>
+            <w:tcW w:type="pct" w:w="3800"/>
+          </w:tcPr>
+          <w:p>
+            <w:pPr>
+              <w:autoSpaceDE w:val="0"/>
+              <w:autoSpaceDN w:val="0"/>
+            </w:pPr>
+            <w:r>
+              <w:rPr>
+                <w:rFonts w:ascii="맑은 고딕" w:hAnsi="맑은 고딕" w:eastAsia="맑은 고딕" w:cs="맑은 고딕"/>
+                <w:color w:val="000000"/>
+                <w:sz w:val="19"/>
+              </w:rPr>
+              <w:t>원심 파기환송</w:t>
+            </w:r>
+          </w:p>
+        </w:tc>
+      </w:tr>
     </w:tbl>
     <w:p>
       <w:pPr>
@@ -568,7 +694,7 @@
           <w:rFonts w:ascii="맑은 고딕" w:hAnsi="맑은 고딕" w:eastAsia="맑은 고딕" w:cs="맑은 고딕"/>
           <w:color w:val="000000"/>
         </w:rPr>
-        <w:t>[1] 형법 제48조가 규정하는 몰수ㆍ추징의 대상은 범인이 범죄행위로 인하여 취득한 물건을 뜻하고, 여기서 ‘취득’이란 해당 범죄행위로 인하여 결과적으로 이를 취득한 때를 말한다고 제한적으로 해석함이 타당하다.</w:t>
+        <w:t>① [1] 형법 제48조가 규정하는 몰수ㆍ추징의 대상은 범인이 범죄행위로 인하여 취득한 물건을 뜻하고, 여기서 ‘취득’이란 해당 범죄행위로 인하여 결과적으로 이를 취득한 때를 말한다고 제한적으로 해석함이 타당하다.</w:t>
       </w:r>
       <w:r>
         <w:rPr>
@@ -582,7 +708,7 @@
           <w:rFonts w:ascii="맑은 고딕" w:hAnsi="맑은 고딕" w:eastAsia="맑은 고딕" w:cs="맑은 고딕"/>
           <w:color w:val="000000"/>
         </w:rPr>
-        <w:t>[2] 원심이 피고인들에게 ‘사업장폐기물배출업체로부터 인수받은 폐기물을 폐기물관리법에 따라 허가 또는 승인을 받거나 신고한 폐기물처리시설이 아닌 곳에 매립하였다.’는 범죄행위를 인정하면서 피고인들이 사업장폐기물배출업체로부터 받은 돈을 형법 제48조에 따라 몰수ㆍ추징한 사안에서, 위 돈을 형법 제48조의 몰수ㆍ추징의 대상으로 보기 위해서는 피고인들의 위와 같은 범죄행위로 인하여 취득하였다는 점, 즉 위 돈이 피고인들과 사업장폐기물배출업체 사이에 피고인들의 범죄행위를 전제로 수수되었다는 점이 인정되어야 한다는 이유로, 사업장폐기물배출업체로부터 정상적인 절차에 따라 폐기물이 처리되는 것을 전제로 돈을 받았다는 피고인들 주장에 관하여 심리하지 아니한 채 막연히 피고인들이 폐기물을 불법적으로 매립할 목적으로 돈을 받고 폐기물을 인수하였다는 사정만을 근거로 위 돈이 범죄행위로 인하여 생하였거나 이로 인하여 취득된 것이라고 본 원심판결에 몰수ㆍ추징에 관한 법리오해 및 심리미진의 잘못이 있다고 한 사례.</w:t>
+        <w:t>② [2] 원심이 피고인들에게 ‘사업장폐기물배출업체로부터 인수받은 폐기물을 폐기물관리법에 따라 허가 또는 승인을 받거나 신고한 폐기물처리시설이 아닌 곳에 매립하였다.’는 범죄행위를 인정하면서 피고인들이 사업장폐기물배출업체로부터 받은 돈을 형법 제48조에 따라 몰수ㆍ추징한 사안에서, 위 돈을 형법 제48조의 몰수ㆍ추징의 대상으로 보기 위해서는 피고인들의 위와 같은 범죄행위로 인하여 취득하였다는 점, 즉 위 돈이 피고인들과 사업장폐기물배출업체 사이에 피고인들의 범죄행위를 전제로 수수되었다는 점이 인정되어야 한다는 이유로, 사업장폐기물배출업체로부터 정상적인 절차에 따라 폐기물이 처리되는 것을 전제로 돈을 받았다는 피고인들 주장에 관하여 심리하지 아니한 채 막연히 피고인들이 폐기물을 불법적으로 매립할 목적으로 돈을 받고 폐기물을 인수하였다는 사정만을 근거로 위 돈이 범죄행위로 인하여 생하였거나 이로 인하여 취득된 것이라고 본 원심판결에 몰수ㆍ추징에 관한 법리오해 및 심리미진의 잘못이 있다고 한 사례.</w:t>
       </w:r>
     </w:p>
     <w:p>

--- a/블로그글작성/판례/폐기물_대법원_시리즈/판례_대법원2020도10970_불법매립으로받은돈몰수.docx
+++ b/블로그글작성/판례/폐기물_대법원_시리즈/판례_대법원2020도10970_불법매립으로받은돈몰수.docx
@@ -366,132 +366,6 @@
           </w:p>
         </w:tc>
       </w:tr>
-      <w:tr>
-        <w:tc>
-          <w:tcPr>
-            <w:tcW w:type="pct" w:w="1200"/>
-            <w:shd w:val="clear" w:color="auto" w:fill="F2F2F2"/>
-          </w:tcPr>
-          <w:p>
-            <w:pPr>
-              <w:autoSpaceDE w:val="0"/>
-              <w:autoSpaceDN w:val="0"/>
-            </w:pPr>
-            <w:r>
-              <w:rPr>
-                <w:rFonts w:ascii="맑은 고딕" w:hAnsi="맑은 고딕" w:eastAsia="맑은 고딕" w:cs="맑은 고딕"/>
-                <w:b/>
-                <w:color w:val="000000"/>
-                <w:sz w:val="19"/>
-              </w:rPr>
-              <w:t>사건종류</w:t>
-            </w:r>
-          </w:p>
-        </w:tc>
-        <w:tc>
-          <w:tcPr>
-            <w:tcW w:type="pct" w:w="3800"/>
-          </w:tcPr>
-          <w:p>
-            <w:pPr>
-              <w:autoSpaceDE w:val="0"/>
-              <w:autoSpaceDN w:val="0"/>
-            </w:pPr>
-            <w:r>
-              <w:rPr>
-                <w:rFonts w:ascii="맑은 고딕" w:hAnsi="맑은 고딕" w:eastAsia="맑은 고딕" w:cs="맑은 고딕"/>
-                <w:color w:val="000000"/>
-                <w:sz w:val="19"/>
-              </w:rPr>
-              <w:t>형사 (폐기물관리법위반)</w:t>
-            </w:r>
-          </w:p>
-        </w:tc>
-      </w:tr>
-      <w:tr>
-        <w:tc>
-          <w:tcPr>
-            <w:tcW w:type="pct" w:w="1200"/>
-            <w:shd w:val="clear" w:color="auto" w:fill="F2F2F2"/>
-          </w:tcPr>
-          <w:p>
-            <w:pPr>
-              <w:autoSpaceDE w:val="0"/>
-              <w:autoSpaceDN w:val="0"/>
-            </w:pPr>
-            <w:r>
-              <w:rPr>
-                <w:rFonts w:ascii="맑은 고딕" w:hAnsi="맑은 고딕" w:eastAsia="맑은 고딕" w:cs="맑은 고딕"/>
-                <w:b/>
-                <w:color w:val="000000"/>
-                <w:sz w:val="19"/>
-              </w:rPr>
-              <w:t>원심</w:t>
-            </w:r>
-          </w:p>
-        </w:tc>
-        <w:tc>
-          <w:tcPr>
-            <w:tcW w:type="pct" w:w="3800"/>
-          </w:tcPr>
-          <w:p>
-            <w:pPr>
-              <w:autoSpaceDE w:val="0"/>
-              <w:autoSpaceDN w:val="0"/>
-            </w:pPr>
-            <w:r>
-              <w:rPr>
-                <w:rFonts w:ascii="맑은 고딕" w:hAnsi="맑은 고딕" w:eastAsia="맑은 고딕" w:cs="맑은 고딕"/>
-                <w:color w:val="000000"/>
-                <w:sz w:val="19"/>
-              </w:rPr>
-              <w:t>인천지법 2019노4442 (2020. 7. 17.)</w:t>
-            </w:r>
-          </w:p>
-        </w:tc>
-      </w:tr>
-      <w:tr>
-        <w:tc>
-          <w:tcPr>
-            <w:tcW w:type="pct" w:w="1200"/>
-            <w:shd w:val="clear" w:color="auto" w:fill="F2F2F2"/>
-          </w:tcPr>
-          <w:p>
-            <w:pPr>
-              <w:autoSpaceDE w:val="0"/>
-              <w:autoSpaceDN w:val="0"/>
-            </w:pPr>
-            <w:r>
-              <w:rPr>
-                <w:rFonts w:ascii="맑은 고딕" w:hAnsi="맑은 고딕" w:eastAsia="맑은 고딕" w:cs="맑은 고딕"/>
-                <w:b/>
-                <w:color w:val="000000"/>
-                <w:sz w:val="19"/>
-              </w:rPr>
-              <w:t>결과</w:t>
-            </w:r>
-          </w:p>
-        </w:tc>
-        <w:tc>
-          <w:tcPr>
-            <w:tcW w:type="pct" w:w="3800"/>
-          </w:tcPr>
-          <w:p>
-            <w:pPr>
-              <w:autoSpaceDE w:val="0"/>
-              <w:autoSpaceDN w:val="0"/>
-            </w:pPr>
-            <w:r>
-              <w:rPr>
-                <w:rFonts w:ascii="맑은 고딕" w:hAnsi="맑은 고딕" w:eastAsia="맑은 고딕" w:cs="맑은 고딕"/>
-                <w:color w:val="000000"/>
-                <w:sz w:val="19"/>
-              </w:rPr>
-              <w:t>원심 파기환송</w:t>
-            </w:r>
-          </w:p>
-        </w:tc>
-      </w:tr>
     </w:tbl>
     <w:p>
       <w:pPr>
@@ -529,6 +403,7 @@
         <w:rPr>
           <w:rFonts w:ascii="맑은 고딕" w:hAnsi="맑은 고딕" w:eastAsia="맑은 고딕" w:cs="맑은 고딕"/>
           <w:color w:val="000000"/>
+          <w:u w:val="single"/>
         </w:rPr>
         <w:t>[1] 형법 제48조에서 규정한 몰수ㆍ추징의 대상인 ‘범인이 범죄행위로 인하여 취득한 물건’에서 ‘취득’의 의미</w:t>
       </w:r>
@@ -543,6 +418,7 @@
         <w:rPr>
           <w:rFonts w:ascii="맑은 고딕" w:hAnsi="맑은 고딕" w:eastAsia="맑은 고딕" w:cs="맑은 고딕"/>
           <w:color w:val="000000"/>
+          <w:u w:val="single"/>
         </w:rPr>
         <w:t>[2] 원심이 피고인들에게 ‘사업장폐기물배출업체로부터 인수받은 폐기물을 폐기물관리법에 따라 허가 또는 승인을 받거나 신고한 폐기물처리시설이 아닌 곳에 매립하였다.’는 범죄행위를 인정하면서 피고인들이 사업장폐기물배출업체로부터 받은 돈을 형법 제48조에 따라 몰수ㆍ추징한 사안에서, 피고인들이 폐기물을 불법적으로 매립할 목적으로 돈을 받고 폐기물을 인수하였다는 사정만을 근거로 위 돈이 범죄행위로 인하여 생하였거나 이로 인하여 취득된 것이라고 본 원심판결에 몰수ㆍ추징에 관한 법리오해 등의 잘못이 있다고 한 사례</w:t>
       </w:r>
@@ -598,6 +474,15 @@
           <w:rFonts w:ascii="맑은 고딕" w:hAnsi="맑은 고딕" w:eastAsia="맑은 고딕" w:cs="맑은 고딕"/>
           <w:color w:val="000000"/>
         </w:rPr>
+        <w:br/>
+      </w:r>
+      <w:r>
+        <w:rPr>
+          <w:rFonts w:ascii="맑은 고딕" w:hAnsi="맑은 고딕" w:eastAsia="맑은 고딕" w:cs="맑은 고딕"/>
+          <w:color w:val="000000"/>
+          <w:u w:val="single"/>
+          <w:shd w:val="clear" w:color="auto" w:fill="FFF2CC"/>
+        </w:rPr>
         <w:t>② 추징에 관한 법리오해 주장에 대하여 형벌법규의 해석은 엄격하여야 하고 명문규정의 의미를 피고인에게 불리한 방향으로 지나치게 확장해석하거나 유추해석하는 것은 죄형법정주의의 원칙에 어긋나는 것으로서 허용되지 아니한다(대법원 2002. 2. 8. 선고 2001도5410 판결). 형법 제48조가 규정하는 몰수ㆍ추징의 대상은 범인이 범죄행위로 인하여 취득한 물건을 뜻하고, 여기서 ‘취득’이란 해당 범죄행위로 인하여 결과적으로 이를 취득한 때를 말한다고 제한적으로 해석함이 타당하다(대법원 1979. 9. 25. 선고 79도1309 판결 등 참조). 원심에서 유죄로 인정된 피고인들의 범죄행위는 피고인들이 사업장폐기물배출업체로부터 인수받은 폐기물을 폐기물관리법에 따라 허가 또는 승인을 받거나 신고한 폐기물처리시설이 아닌 곳에 매립하였다는 점이다.</w:t>
       </w:r>
       <w:r>
@@ -612,6 +497,13 @@
           <w:rFonts w:ascii="맑은 고딕" w:hAnsi="맑은 고딕" w:eastAsia="맑은 고딕" w:cs="맑은 고딕"/>
           <w:color w:val="000000"/>
         </w:rPr>
+        <w:br/>
+      </w:r>
+      <w:r>
+        <w:rPr>
+          <w:rFonts w:ascii="맑은 고딕" w:hAnsi="맑은 고딕" w:eastAsia="맑은 고딕" w:cs="맑은 고딕"/>
+          <w:color w:val="000000"/>
+        </w:rPr>
         <w:t>③ 피고인들이 사업장폐기물배출업체로부터 받은 돈을 형법 제48조 소정의 몰수ㆍ추징의 대상으로 보기 위해서는 피고인들의 위와 같은 범죄행위로 인하여 취득하였다는 점이 인정되어야만 한다.</w:t>
       </w:r>
       <w:r>
@@ -626,6 +518,13 @@
           <w:rFonts w:ascii="맑은 고딕" w:hAnsi="맑은 고딕" w:eastAsia="맑은 고딕" w:cs="맑은 고딕"/>
           <w:color w:val="000000"/>
         </w:rPr>
+        <w:br/>
+      </w:r>
+      <w:r>
+        <w:rPr>
+          <w:rFonts w:ascii="맑은 고딕" w:hAnsi="맑은 고딕" w:eastAsia="맑은 고딕" w:cs="맑은 고딕"/>
+          <w:color w:val="000000"/>
+        </w:rPr>
         <w:t>④ 즉, 피고인들이 폐기물을 불법적으로 매립할 목적으로 사업장폐기물배출업체로부터 돈을 지급받고 폐기물을 인수하였다는 정도를 넘어 위 돈이 피고인들과 사업장폐기물배출업체 사이에 피고인들의 범죄행위를 전제로 수수되었다는 점이 인정되어야 한다.</w:t>
       </w:r>
       <w:r>
@@ -640,6 +539,13 @@
           <w:rFonts w:ascii="맑은 고딕" w:hAnsi="맑은 고딕" w:eastAsia="맑은 고딕" w:cs="맑은 고딕"/>
           <w:color w:val="000000"/>
         </w:rPr>
+        <w:br/>
+      </w:r>
+      <w:r>
+        <w:rPr>
+          <w:rFonts w:ascii="맑은 고딕" w:hAnsi="맑은 고딕" w:eastAsia="맑은 고딕" w:cs="맑은 고딕"/>
+          <w:color w:val="000000"/>
+        </w:rPr>
         <w:t>⑤ 이 사건에서 피고인들은 사업장폐기물배출업체로부터 정상적인 절차에 따라 폐기물이 처리되는 것을 전제로 돈을 받았다고 주장하였음에도 원심은 위와 같은 사정에 관하여 심리하지 아니한 채 막연히 피고인들이 폐기물을 불법적으로 매립할 목적으로 돈을 받고 폐기물을 인수하였다는 사정만을 근거로 위 돈이 범죄행위로 인하여 생하였거나 이로 인하여 취득된 것이라고 판단하였다.</w:t>
       </w:r>
       <w:r>
@@ -653,6 +559,14 @@
         <w:rPr>
           <w:rFonts w:ascii="맑은 고딕" w:hAnsi="맑은 고딕" w:eastAsia="맑은 고딕" w:cs="맑은 고딕"/>
           <w:color w:val="000000"/>
+        </w:rPr>
+        <w:br/>
+      </w:r>
+      <w:r>
+        <w:rPr>
+          <w:rFonts w:ascii="맑은 고딕" w:hAnsi="맑은 고딕" w:eastAsia="맑은 고딕" w:cs="맑은 고딕"/>
+          <w:color w:val="000000"/>
+          <w:u w:val="single"/>
         </w:rPr>
         <w:t>⑥ 이러한 원심판결에는 몰수ㆍ추징에 관한 법리를 오해하고 필요한 심리를 다하지 아니함으로써 판결에 영향을 미친 잘못이 있다.</w:t>
       </w:r>
@@ -693,8 +607,10 @@
         <w:rPr>
           <w:rFonts w:ascii="맑은 고딕" w:hAnsi="맑은 고딕" w:eastAsia="맑은 고딕" w:cs="맑은 고딕"/>
           <w:color w:val="000000"/>
-        </w:rPr>
-        <w:t>① [1] 형법 제48조가 규정하는 몰수ㆍ추징의 대상은 범인이 범죄행위로 인하여 취득한 물건을 뜻하고, 여기서 ‘취득’이란 해당 범죄행위로 인하여 결과적으로 이를 취득한 때를 말한다고 제한적으로 해석함이 타당하다.</w:t>
+          <w:u w:val="single"/>
+          <w:shd w:val="clear" w:color="auto" w:fill="FFF2CC"/>
+        </w:rPr>
+        <w:t>[1] 형법 제48조가 규정하는 몰수ㆍ추징의 대상은 범인이 범죄행위로 인하여 취득한 물건을 뜻하고, 여기서 ‘취득’이란 해당 범죄행위로 인하여 결과적으로 이를 취득한 때를 말한다고 제한적으로 해석함이 타당하다.</w:t>
       </w:r>
       <w:r>
         <w:rPr>
@@ -707,8 +623,9 @@
         <w:rPr>
           <w:rFonts w:ascii="맑은 고딕" w:hAnsi="맑은 고딕" w:eastAsia="맑은 고딕" w:cs="맑은 고딕"/>
           <w:color w:val="000000"/>
-        </w:rPr>
-        <w:t>② [2] 원심이 피고인들에게 ‘사업장폐기물배출업체로부터 인수받은 폐기물을 폐기물관리법에 따라 허가 또는 승인을 받거나 신고한 폐기물처리시설이 아닌 곳에 매립하였다.’는 범죄행위를 인정하면서 피고인들이 사업장폐기물배출업체로부터 받은 돈을 형법 제48조에 따라 몰수ㆍ추징한 사안에서, 위 돈을 형법 제48조의 몰수ㆍ추징의 대상으로 보기 위해서는 피고인들의 위와 같은 범죄행위로 인하여 취득하였다는 점, 즉 위 돈이 피고인들과 사업장폐기물배출업체 사이에 피고인들의 범죄행위를 전제로 수수되었다는 점이 인정되어야 한다는 이유로, 사업장폐기물배출업체로부터 정상적인 절차에 따라 폐기물이 처리되는 것을 전제로 돈을 받았다는 피고인들 주장에 관하여 심리하지 아니한 채 막연히 피고인들이 폐기물을 불법적으로 매립할 목적으로 돈을 받고 폐기물을 인수하였다는 사정만을 근거로 위 돈이 범죄행위로 인하여 생하였거나 이로 인하여 취득된 것이라고 본 원심판결에 몰수ㆍ추징에 관한 법리오해 및 심리미진의 잘못이 있다고 한 사례.</w:t>
+          <w:u w:val="single"/>
+        </w:rPr>
+        <w:t>[2] 원심이 피고인들에게 ‘사업장폐기물배출업체로부터 인수받은 폐기물을 폐기물관리법에 따라 허가 또는 승인을 받거나 신고한 폐기물처리시설이 아닌 곳에 매립하였다.’는 범죄행위를 인정하면서 피고인들이 사업장폐기물배출업체로부터 받은 돈을 형법 제48조에 따라 몰수ㆍ추징한 사안에서, 위 돈을 형법 제48조의 몰수ㆍ추징의 대상으로 보기 위해서는 피고인들의 위와 같은 범죄행위로 인하여 취득하였다는 점, 즉 위 돈이 피고인들과 사업장폐기물배출업체 사이에 피고인들의 범죄행위를 전제로 수수되었다는 점이 인정되어야 한다는 이유로, 사업장폐기물배출업체로부터 정상적인 절차에 따라 폐기물이 처리되는 것을 전제로 돈을 받았다는 피고인들 주장에 관하여 심리하지 아니한 채 막연히 피고인들이 폐기물을 불법적으로 매립할 목적으로 돈을 받고 폐기물을 인수하였다는 사정만을 근거로 위 돈이 범죄행위로 인하여 생하였거나 이로 인하여 취득된 것이라고 본 원심판결에 몰수ㆍ추징에 관한 법리오해 및 심리미진의 잘못이 있다고 한 사례.</w:t>
       </w:r>
     </w:p>
     <w:p>

--- a/블로그글작성/판례/폐기물_대법원_시리즈/판례_대법원2020도10970_불법매립으로받은돈몰수.docx
+++ b/블로그글작성/판례/폐기물_대법원_시리즈/판례_대법원2020도10970_불법매립으로받은돈몰수.docx
@@ -479,9 +479,9 @@
       <w:r>
         <w:rPr>
           <w:rFonts w:ascii="맑은 고딕" w:hAnsi="맑은 고딕" w:eastAsia="맑은 고딕" w:cs="맑은 고딕"/>
+          <w:b/>
           <w:color w:val="000000"/>
           <w:u w:val="single"/>
-          <w:shd w:val="clear" w:color="auto" w:fill="FFF2CC"/>
         </w:rPr>
         <w:t>② 추징에 관한 법리오해 주장에 대하여 형벌법규의 해석은 엄격하여야 하고 명문규정의 의미를 피고인에게 불리한 방향으로 지나치게 확장해석하거나 유추해석하는 것은 죄형법정주의의 원칙에 어긋나는 것으로서 허용되지 아니한다(대법원 2002. 2. 8. 선고 2001도5410 판결). 형법 제48조가 규정하는 몰수ㆍ추징의 대상은 범인이 범죄행위로 인하여 취득한 물건을 뜻하고, 여기서 ‘취득’이란 해당 범죄행위로 인하여 결과적으로 이를 취득한 때를 말한다고 제한적으로 해석함이 타당하다(대법원 1979. 9. 25. 선고 79도1309 판결 등 참조). 원심에서 유죄로 인정된 피고인들의 범죄행위는 피고인들이 사업장폐기물배출업체로부터 인수받은 폐기물을 폐기물관리법에 따라 허가 또는 승인을 받거나 신고한 폐기물처리시설이 아닌 곳에 매립하였다는 점이다.</w:t>
       </w:r>
@@ -606,9 +606,9 @@
       <w:r>
         <w:rPr>
           <w:rFonts w:ascii="맑은 고딕" w:hAnsi="맑은 고딕" w:eastAsia="맑은 고딕" w:cs="맑은 고딕"/>
+          <w:b/>
           <w:color w:val="000000"/>
           <w:u w:val="single"/>
-          <w:shd w:val="clear" w:color="auto" w:fill="FFF2CC"/>
         </w:rPr>
         <w:t>[1] 형법 제48조가 규정하는 몰수ㆍ추징의 대상은 범인이 범죄행위로 인하여 취득한 물건을 뜻하고, 여기서 ‘취득’이란 해당 범죄행위로 인하여 결과적으로 이를 취득한 때를 말한다고 제한적으로 해석함이 타당하다.</w:t>
       </w:r>

--- a/블로그글작성/판례/폐기물_대법원_시리즈/판례_대법원2020도10970_불법매립으로받은돈몰수.docx
+++ b/블로그글작성/판례/폐기물_대법원_시리즈/판례_대법원2020도10970_불법매립으로받은돈몰수.docx
@@ -1040,6 +1040,32 @@
         </w:tc>
       </w:tr>
     </w:tbl>
+    <w:p>
+      <w:pPr>
+        <w:pStyle w:val="2"/>
+      </w:pPr>
+      <w:r>
+        <w:t>핵심 요약</w:t>
+      </w:r>
+    </w:p>
+    <w:p>
+      <w:pPr/>
+      <w:r>
+        <w:t>불법 매립을 목적으로 폐기물을 받고 돈을 받았다는 사정만으로는 그 돈을 몰수·추징할 수 없습니다.</w:t>
+      </w:r>
+    </w:p>
+    <w:p>
+      <w:pPr/>
+      <w:r>
+        <w:t>그 돈이 범죄행위인 불법 매립으로 인해 취득된 것이라는 점까지 구체적으로 입증되어야 몰수·추징이 가능합니다.</w:t>
+      </w:r>
+    </w:p>
+    <w:p>
+      <w:pPr/>
+      <w:r>
+        <w:t>정상적인 처리를 전제로 받은 돈이라는 반박이 있으면 그 부분을 심리해야 하므로, 대가의 성격을 따지지 않은 몰수는 위법할 수 있습니다.</w:t>
+      </w:r>
+    </w:p>
     <w:p>
       <w:pPr>
         <w:pStyle w:val="note"/>

--- a/블로그글작성/판례/폐기물_대법원_시리즈/판례_대법원2020도10970_불법매립으로받은돈몰수.docx
+++ b/블로그글작성/판례/폐기물_대법원_시리즈/판례_대법원2020도10970_불법매립으로받은돈몰수.docx
@@ -16,7 +16,7 @@
           <w:color w:val="000000"/>
           <w:sz w:val="30"/>
         </w:rPr>
-        <w:t>불법 매립으로 받은 돈, 몰수·추징하려면 ‘범죄로 취득’ 입증이 필요합니다</w:t>
+        <w:t>불법 매립으로 받은 돈, 몰수·추징하려면 ‘범죄로 취득’ 입증이 필요합니다. (2020도10970)</w:t>
       </w:r>
     </w:p>
     <w:p>
@@ -47,12 +47,6 @@
         </w:rPr>
         <w:t>○ 불법 매립을 목적으로 폐기물을 받고 대가를 받았다는 사정만으로 그 돈을 몰수·추징할 수 있는지가 문제된 사건입니다. 대법원은 돈이 범죄행위로 취득된 것이라는 점이 입증되어야 한다고 보았습니다.</w:t>
       </w:r>
-    </w:p>
-    <w:p>
-      <w:pPr>
-        <w:autoSpaceDE w:val="0"/>
-        <w:autoSpaceDN w:val="0"/>
-      </w:pPr>
     </w:p>
     <w:p>
       <w:pPr>
@@ -151,12 +145,6 @@
     </w:p>
     <w:p>
       <w:pPr>
-        <w:autoSpaceDE w:val="0"/>
-        <w:autoSpaceDN w:val="0"/>
-      </w:pPr>
-    </w:p>
-    <w:p>
-      <w:pPr>
         <w:pStyle w:val="2"/>
         <w:autoSpaceDE w:val="0"/>
         <w:autoSpaceDN w:val="0"/>
@@ -375,12 +363,6 @@
     </w:p>
     <w:p>
       <w:pPr>
-        <w:autoSpaceDE w:val="0"/>
-        <w:autoSpaceDN w:val="0"/>
-      </w:pPr>
-    </w:p>
-    <w:p>
-      <w:pPr>
         <w:pStyle w:val="2"/>
         <w:autoSpaceDE w:val="0"/>
         <w:autoSpaceDN w:val="0"/>
@@ -431,12 +413,6 @@
     </w:p>
     <w:p>
       <w:pPr>
-        <w:autoSpaceDE w:val="0"/>
-        <w:autoSpaceDN w:val="0"/>
-      </w:pPr>
-    </w:p>
-    <w:p>
-      <w:pPr>
         <w:pStyle w:val="2"/>
         <w:autoSpaceDE w:val="0"/>
         <w:autoSpaceDN w:val="0"/>
@@ -579,12 +555,6 @@
     </w:p>
     <w:p>
       <w:pPr>
-        <w:autoSpaceDE w:val="0"/>
-        <w:autoSpaceDN w:val="0"/>
-      </w:pPr>
-    </w:p>
-    <w:p>
-      <w:pPr>
         <w:pStyle w:val="2"/>
         <w:autoSpaceDE w:val="0"/>
         <w:autoSpaceDN w:val="0"/>
@@ -627,12 +597,6 @@
         </w:rPr>
         <w:t>[2] 원심이 피고인들에게 ‘사업장폐기물배출업체로부터 인수받은 폐기물을 폐기물관리법에 따라 허가 또는 승인을 받거나 신고한 폐기물처리시설이 아닌 곳에 매립하였다.’는 범죄행위를 인정하면서 피고인들이 사업장폐기물배출업체로부터 받은 돈을 형법 제48조에 따라 몰수ㆍ추징한 사안에서, 위 돈을 형법 제48조의 몰수ㆍ추징의 대상으로 보기 위해서는 피고인들의 위와 같은 범죄행위로 인하여 취득하였다는 점, 즉 위 돈이 피고인들과 사업장폐기물배출업체 사이에 피고인들의 범죄행위를 전제로 수수되었다는 점이 인정되어야 한다는 이유로, 사업장폐기물배출업체로부터 정상적인 절차에 따라 폐기물이 처리되는 것을 전제로 돈을 받았다는 피고인들 주장에 관하여 심리하지 아니한 채 막연히 피고인들이 폐기물을 불법적으로 매립할 목적으로 돈을 받고 폐기물을 인수하였다는 사정만을 근거로 위 돈이 범죄행위로 인하여 생하였거나 이로 인하여 취득된 것이라고 본 원심판결에 몰수ㆍ추징에 관한 법리오해 및 심리미진의 잘못이 있다고 한 사례.</w:t>
       </w:r>
-    </w:p>
-    <w:p>
-      <w:pPr>
-        <w:autoSpaceDE w:val="0"/>
-        <w:autoSpaceDN w:val="0"/>
-      </w:pPr>
     </w:p>
     <w:p>
       <w:pPr>
